--- a/Fase 2/Evidencias Proyecto/Evidencias de documentación/Archivos Word/03_Product_Backlog.docx
+++ b/Fase 2/Evidencias Proyecto/Evidencias de documentación/Archivos Word/03_Product_Backlog.docx
@@ -318,7 +318,7 @@
               <w:rPr>
                 <w:sz w:val="19"/>
               </w:rPr>
-              <w:t>1.0 · 01-10-2026</w:t>
+              <w:t>1.1 · 10-10-2026</w:t>
             </w:r>
           </w:p>
         </w:tc>
@@ -446,7 +446,7 @@
     </w:p>
     <w:p>
       <w:r>
-        <w:t xml:space="preserve">Historias de usuario ordenadas por prioridad. Estado a la fecha de la entrega (01-10-2026). La columna </w:t>
+        <w:t xml:space="preserve">Historias de usuario ordenadas por prioridad. Estado al 10-10-2026 (la versión anterior es del 01-10-2026). La columna </w:t>
       </w:r>
       <w:r>
         <w:rPr>
@@ -766,7 +766,7 @@
               <w:rPr>
                 <w:sz w:val="18"/>
               </w:rPr>
-              <w:t>6</w:t>
+              <w:t>7</w:t>
             </w:r>
           </w:p>
         </w:tc>
@@ -786,7 +786,7 @@
               <w:rPr>
                 <w:sz w:val="18"/>
               </w:rPr>
-              <w:t>6</w:t>
+              <w:t>7</w:t>
             </w:r>
           </w:p>
         </w:tc>
@@ -867,7 +867,7 @@
               <w:rPr>
                 <w:sz w:val="18"/>
               </w:rPr>
-              <w:t>3</w:t>
+              <w:t>4</w:t>
             </w:r>
           </w:p>
         </w:tc>
@@ -886,7 +886,7 @@
               <w:rPr>
                 <w:sz w:val="18"/>
               </w:rPr>
-              <w:t>0</w:t>
+              <w:t>2</w:t>
             </w:r>
           </w:p>
         </w:tc>
@@ -905,7 +905,7 @@
               <w:rPr>
                 <w:sz w:val="18"/>
               </w:rPr>
-              <w:t>3 pendientes</w:t>
+              <w:t>2 pendientes</w:t>
             </w:r>
           </w:p>
         </w:tc>
@@ -1063,7 +1063,7 @@
                 <w:b/>
                 <w:sz w:val="18"/>
               </w:rPr>
-              <w:t>20</w:t>
+              <w:t>22</w:t>
             </w:r>
           </w:p>
         </w:tc>
@@ -1082,7 +1082,7 @@
                 <w:b/>
                 <w:sz w:val="18"/>
               </w:rPr>
-              <w:t>16</w:t>
+              <w:t>19</w:t>
             </w:r>
           </w:p>
         </w:tc>
@@ -1101,7 +1101,7 @@
                 <w:b/>
                 <w:sz w:val="18"/>
               </w:rPr>
-              <w:t>4</w:t>
+              <w:t>3</w:t>
             </w:r>
           </w:p>
         </w:tc>
@@ -1975,7 +1975,7 @@
               <w:rPr>
                 <w:sz w:val="16"/>
               </w:rPr>
-              <w:t xml:space="preserve"> (257)</w:t>
+              <w:t xml:space="preserve"> (335)</w:t>
             </w:r>
           </w:p>
         </w:tc>
@@ -3523,7 +3523,7 @@
               <w:rPr>
                 <w:sz w:val="16"/>
               </w:rPr>
-              <w:t xml:space="preserve"> quiero búsqueda de empresas reales (Google Places), para prospectar con datos reales</w:t>
+              <w:t xml:space="preserve"> quiero búsqueda de empresas reales (Google Places, opcional), para prospectar con datos reales</w:t>
             </w:r>
           </w:p>
         </w:tc>
@@ -3549,7 +3549,7 @@
           <w:tcPr>
             <w:tcW w:type="dxa" w:w="1049"/>
             <w:vAlign w:val="top"/>
-            <w:shd w:val="clear" w:color="auto" w:fill="FEF3C7"/>
+            <w:shd w:val="clear" w:color="auto" w:fill="DCFCE7"/>
           </w:tcPr>
           <w:p>
             <w:pPr>
@@ -3559,10 +3559,10 @@
             <w:r>
               <w:rPr>
                 <w:b/>
-                <w:color w:val="92400E"/>
+                <w:color w:val="166534"/>
                 <w:sz w:val="16"/>
               </w:rPr>
-              <w:t>Pendiente</w:t>
+              <w:t>Hecho</w:t>
             </w:r>
           </w:p>
         </w:tc>
@@ -3579,7 +3579,336 @@
               <w:rPr>
                 <w:sz w:val="16"/>
               </w:rPr>
-              <w:t>Hoy devuelve datos de demostración hasta cargar la clave</w:t>
+              <w:t xml:space="preserve">Clave opcional y límite mensual por CRM; sin clave el modelo propone sin datos de contacto; </w:t>
+            </w:r>
+            <w:r>
+              <w:rPr>
+                <w:rFonts w:ascii="Consolas" w:hAnsi="Consolas" w:eastAsia="Consolas"/>
+                <w:color w:val="9D174D"/>
+                <w:sz w:val="15"/>
+              </w:rPr>
+              <w:t>docs/ASISTENTE_IA.md</w:t>
+            </w:r>
+            <w:r>
+              <w:rPr>
+                <w:sz w:val="16"/>
+              </w:rPr>
+              <w:t xml:space="preserve">; </w:t>
+            </w:r>
+            <w:r>
+              <w:rPr>
+                <w:rFonts w:ascii="Consolas" w:hAnsi="Consolas" w:eastAsia="Consolas"/>
+                <w:color w:val="9D174D"/>
+                <w:sz w:val="15"/>
+              </w:rPr>
+              <w:t>test:ai</w:t>
+            </w:r>
+            <w:r>
+              <w:rPr>
+                <w:sz w:val="16"/>
+              </w:rPr>
+              <w:t xml:space="preserve">, </w:t>
+            </w:r>
+            <w:r>
+              <w:rPr>
+                <w:rFonts w:ascii="Consolas" w:hAnsi="Consolas" w:eastAsia="Consolas"/>
+                <w:color w:val="9D174D"/>
+                <w:sz w:val="15"/>
+              </w:rPr>
+              <w:t>test:db</w:t>
+            </w:r>
+          </w:p>
+        </w:tc>
+      </w:tr>
+      <w:tr>
+        <w:trPr>
+          <w:cantSplit/>
+        </w:trPr>
+        <w:tc>
+          <w:tcPr>
+            <w:tcW w:type="dxa" w:w="737"/>
+            <w:vAlign w:val="top"/>
+            <w:shd w:val="clear" w:color="auto" w:fill="F8FAFC"/>
+          </w:tcPr>
+          <w:p>
+            <w:pPr>
+              <w:spacing w:after="0"/>
+              <w:jc w:val="center"/>
+            </w:pPr>
+            <w:r>
+              <w:rPr>
+                <w:sz w:val="16"/>
+              </w:rPr>
+              <w:t>HU-21</w:t>
+            </w:r>
+          </w:p>
+        </w:tc>
+        <w:tc>
+          <w:tcPr>
+            <w:tcW w:type="dxa" w:w="1304"/>
+            <w:vAlign w:val="top"/>
+            <w:shd w:val="clear" w:color="auto" w:fill="F8FAFC"/>
+          </w:tcPr>
+          <w:p>
+            <w:pPr>
+              <w:spacing w:after="0"/>
+            </w:pPr>
+            <w:r>
+              <w:rPr>
+                <w:sz w:val="16"/>
+              </w:rPr>
+              <w:t>Comercial y legal</w:t>
+            </w:r>
+          </w:p>
+        </w:tc>
+        <w:tc>
+          <w:tcPr>
+            <w:tcW w:type="dxa" w:w="3458"/>
+            <w:vAlign w:val="top"/>
+            <w:shd w:val="clear" w:color="auto" w:fill="F8FAFC"/>
+          </w:tcPr>
+          <w:p>
+            <w:pPr>
+              <w:spacing w:after="0"/>
+            </w:pPr>
+            <w:r>
+              <w:rPr>
+                <w:sz w:val="16"/>
+              </w:rPr>
+              <w:t xml:space="preserve">Como </w:t>
+            </w:r>
+            <w:r>
+              <w:rPr>
+                <w:b/>
+                <w:sz w:val="16"/>
+              </w:rPr>
+              <w:t>administrador</w:t>
+            </w:r>
+            <w:r>
+              <w:rPr>
+                <w:sz w:val="16"/>
+              </w:rPr>
+              <w:t xml:space="preserve"> quiero fijar hasta cuándo es el plan de cada CRM y que se suspenda solo pasada la gracia, para cobrar sin perseguir a nadie</w:t>
+            </w:r>
+          </w:p>
+        </w:tc>
+        <w:tc>
+          <w:tcPr>
+            <w:tcW w:type="dxa" w:w="539"/>
+            <w:vAlign w:val="top"/>
+            <w:shd w:val="clear" w:color="auto" w:fill="F8FAFC"/>
+          </w:tcPr>
+          <w:p>
+            <w:pPr>
+              <w:spacing w:after="0"/>
+              <w:jc w:val="center"/>
+            </w:pPr>
+            <w:r>
+              <w:rPr>
+                <w:sz w:val="16"/>
+              </w:rPr>
+              <w:t>P2</w:t>
+            </w:r>
+          </w:p>
+        </w:tc>
+        <w:tc>
+          <w:tcPr>
+            <w:tcW w:type="dxa" w:w="1049"/>
+            <w:vAlign w:val="top"/>
+            <w:shd w:val="clear" w:color="auto" w:fill="DCFCE7"/>
+          </w:tcPr>
+          <w:p>
+            <w:pPr>
+              <w:spacing w:after="0"/>
+              <w:jc w:val="center"/>
+            </w:pPr>
+            <w:r>
+              <w:rPr>
+                <w:b/>
+                <w:color w:val="166534"/>
+                <w:sz w:val="16"/>
+              </w:rPr>
+              <w:t>Hecho</w:t>
+            </w:r>
+          </w:p>
+        </w:tc>
+        <w:tc>
+          <w:tcPr>
+            <w:tcW w:type="dxa" w:w="2886"/>
+            <w:vAlign w:val="top"/>
+            <w:shd w:val="clear" w:color="auto" w:fill="F8FAFC"/>
+          </w:tcPr>
+          <w:p>
+            <w:pPr>
+              <w:spacing w:after="0"/>
+            </w:pPr>
+            <w:r>
+              <w:rPr>
+                <w:sz w:val="16"/>
+              </w:rPr>
+              <w:t xml:space="preserve">Migración 0033; aviso al gerente; </w:t>
+            </w:r>
+            <w:r>
+              <w:rPr>
+                <w:rFonts w:ascii="Consolas" w:hAnsi="Consolas" w:eastAsia="Consolas"/>
+                <w:color w:val="9D174D"/>
+                <w:sz w:val="15"/>
+              </w:rPr>
+              <w:t>test:plan</w:t>
+            </w:r>
+            <w:r>
+              <w:rPr>
+                <w:sz w:val="16"/>
+              </w:rPr>
+              <w:t xml:space="preserve">, </w:t>
+            </w:r>
+            <w:r>
+              <w:rPr>
+                <w:rFonts w:ascii="Consolas" w:hAnsi="Consolas" w:eastAsia="Consolas"/>
+                <w:color w:val="9D174D"/>
+                <w:sz w:val="15"/>
+              </w:rPr>
+              <w:t>test:db</w:t>
+            </w:r>
+            <w:r>
+              <w:rPr>
+                <w:sz w:val="16"/>
+              </w:rPr>
+              <w:t xml:space="preserve">; </w:t>
+            </w:r>
+            <w:r>
+              <w:rPr>
+                <w:rFonts w:ascii="Consolas" w:hAnsi="Consolas" w:eastAsia="Consolas"/>
+                <w:color w:val="9D174D"/>
+                <w:sz w:val="15"/>
+              </w:rPr>
+              <w:t>docs/PAGOS.md</w:t>
+            </w:r>
+          </w:p>
+        </w:tc>
+      </w:tr>
+      <w:tr>
+        <w:trPr>
+          <w:cantSplit/>
+        </w:trPr>
+        <w:tc>
+          <w:tcPr>
+            <w:tcW w:type="dxa" w:w="737"/>
+            <w:vAlign w:val="top"/>
+          </w:tcPr>
+          <w:p>
+            <w:pPr>
+              <w:spacing w:after="0"/>
+              <w:jc w:val="center"/>
+            </w:pPr>
+            <w:r>
+              <w:rPr>
+                <w:sz w:val="16"/>
+              </w:rPr>
+              <w:t>HU-22</w:t>
+            </w:r>
+          </w:p>
+        </w:tc>
+        <w:tc>
+          <w:tcPr>
+            <w:tcW w:type="dxa" w:w="1304"/>
+            <w:vAlign w:val="top"/>
+          </w:tcPr>
+          <w:p>
+            <w:pPr>
+              <w:spacing w:after="0"/>
+            </w:pPr>
+            <w:r>
+              <w:rPr>
+                <w:sz w:val="16"/>
+              </w:rPr>
+              <w:t>Comercial y legal</w:t>
+            </w:r>
+          </w:p>
+        </w:tc>
+        <w:tc>
+          <w:tcPr>
+            <w:tcW w:type="dxa" w:w="3458"/>
+            <w:vAlign w:val="top"/>
+          </w:tcPr>
+          <w:p>
+            <w:pPr>
+              <w:spacing w:after="0"/>
+            </w:pPr>
+            <w:r>
+              <w:rPr>
+                <w:sz w:val="16"/>
+              </w:rPr>
+              <w:t xml:space="preserve">Como </w:t>
+            </w:r>
+            <w:r>
+              <w:rPr>
+                <w:b/>
+                <w:sz w:val="16"/>
+              </w:rPr>
+              <w:t>visitante</w:t>
+            </w:r>
+            <w:r>
+              <w:rPr>
+                <w:sz w:val="16"/>
+              </w:rPr>
+              <w:t xml:space="preserve"> quiero entender qué hace Revela y cuánto cuesta antes de probarla, para decidir si me sirve</w:t>
+            </w:r>
+          </w:p>
+        </w:tc>
+        <w:tc>
+          <w:tcPr>
+            <w:tcW w:type="dxa" w:w="539"/>
+            <w:vAlign w:val="top"/>
+          </w:tcPr>
+          <w:p>
+            <w:pPr>
+              <w:spacing w:after="0"/>
+              <w:jc w:val="center"/>
+            </w:pPr>
+            <w:r>
+              <w:rPr>
+                <w:sz w:val="16"/>
+              </w:rPr>
+              <w:t>P3</w:t>
+            </w:r>
+          </w:p>
+        </w:tc>
+        <w:tc>
+          <w:tcPr>
+            <w:tcW w:type="dxa" w:w="1049"/>
+            <w:vAlign w:val="top"/>
+            <w:shd w:val="clear" w:color="auto" w:fill="DCFCE7"/>
+          </w:tcPr>
+          <w:p>
+            <w:pPr>
+              <w:spacing w:after="0"/>
+              <w:jc w:val="center"/>
+            </w:pPr>
+            <w:r>
+              <w:rPr>
+                <w:b/>
+                <w:color w:val="166534"/>
+                <w:sz w:val="16"/>
+              </w:rPr>
+              <w:t>Hecho</w:t>
+            </w:r>
+          </w:p>
+        </w:tc>
+        <w:tc>
+          <w:tcPr>
+            <w:tcW w:type="dxa" w:w="2886"/>
+            <w:vAlign w:val="top"/>
+          </w:tcPr>
+          <w:p>
+            <w:pPr>
+              <w:spacing w:after="0"/>
+            </w:pPr>
+            <w:r>
+              <w:rPr>
+                <w:sz w:val="16"/>
+              </w:rPr>
+              <w:t>Landing: revela-landing-iota.vercel.app</w:t>
             </w:r>
           </w:p>
         </w:tc>
@@ -4179,6 +4508,90 @@
           </w:tcPr>
           <w:p>
             <w:pPr>
+              <w:keepNext/>
+              <w:spacing w:after="0"/>
+            </w:pPr>
+            <w:r>
+              <w:rPr>
+                <w:sz w:val="18"/>
+              </w:rPr>
+              <w:t>Se decide cobrar por meses, con usuarios incluidos por plan</w:t>
+            </w:r>
+          </w:p>
+        </w:tc>
+        <w:tc>
+          <w:tcPr>
+            <w:tcW w:type="dxa" w:w="6231"/>
+            <w:vAlign w:val="top"/>
+          </w:tcPr>
+          <w:p>
+            <w:pPr>
+              <w:keepNext/>
+              <w:spacing w:after="0"/>
+            </w:pPr>
+            <w:r>
+              <w:rPr>
+                <w:sz w:val="18"/>
+              </w:rPr>
+              <w:t>El plan pasa a tener fecha de término, aviso y suspensión automática (HU-21) y se crea la landing con precios (HU-22)</w:t>
+            </w:r>
+          </w:p>
+        </w:tc>
+      </w:tr>
+      <w:tr>
+        <w:trPr>
+          <w:cantSplit/>
+        </w:trPr>
+        <w:tc>
+          <w:tcPr>
+            <w:tcW w:type="dxa" w:w="3742"/>
+            <w:vAlign w:val="top"/>
+            <w:shd w:val="clear" w:color="auto" w:fill="F8FAFC"/>
+          </w:tcPr>
+          <w:p>
+            <w:pPr>
+              <w:keepNext/>
+              <w:spacing w:after="0"/>
+            </w:pPr>
+            <w:r>
+              <w:rPr>
+                <w:sz w:val="18"/>
+              </w:rPr>
+              <w:t>Cada cliente debe pagar su propia búsqueda de empresas</w:t>
+            </w:r>
+          </w:p>
+        </w:tc>
+        <w:tc>
+          <w:tcPr>
+            <w:tcW w:type="dxa" w:w="6231"/>
+            <w:vAlign w:val="top"/>
+            <w:shd w:val="clear" w:color="auto" w:fill="F8FAFC"/>
+          </w:tcPr>
+          <w:p>
+            <w:pPr>
+              <w:keepNext/>
+              <w:spacing w:after="0"/>
+            </w:pPr>
+            <w:r>
+              <w:rPr>
+                <w:sz w:val="18"/>
+              </w:rPr>
+              <w:t>Google Places pasa a usarse con la clave de cada empresa y un límite mensual que fija la gerencia; el cliente piloto pidió que la clave fuera opcional y sin ella el modelo propone sin datos de contacto (HU-17)</w:t>
+            </w:r>
+          </w:p>
+        </w:tc>
+      </w:tr>
+      <w:tr>
+        <w:trPr>
+          <w:cantSplit/>
+        </w:trPr>
+        <w:tc>
+          <w:tcPr>
+            <w:tcW w:type="dxa" w:w="3742"/>
+            <w:vAlign w:val="top"/>
+          </w:tcPr>
+          <w:p>
+            <w:pPr>
               <w:spacing w:after="0"/>
             </w:pPr>
             <w:r>

--- a/Fase 2/Evidencias Proyecto/Evidencias de documentación/Archivos Word/03_Product_Backlog.docx
+++ b/Fase 2/Evidencias Proyecto/Evidencias de documentación/Archivos Word/03_Product_Backlog.docx
@@ -318,7 +318,7 @@
               <w:rPr>
                 <w:sz w:val="19"/>
               </w:rPr>
-              <w:t>1.1 · 10-10-2026</w:t>
+              <w:t>1.0 · 01-10-2026</w:t>
             </w:r>
           </w:p>
         </w:tc>
@@ -446,7 +446,7 @@
     </w:p>
     <w:p>
       <w:r>
-        <w:t xml:space="preserve">Historias de usuario ordenadas por prioridad. Estado al 10-10-2026 (la versión anterior es del 01-10-2026). La columna </w:t>
+        <w:t xml:space="preserve">Historias de usuario ordenadas por prioridad. Estado a la fecha de la entrega (01-10-2026). La columna </w:t>
       </w:r>
       <w:r>
         <w:rPr>
@@ -766,7 +766,7 @@
               <w:rPr>
                 <w:sz w:val="18"/>
               </w:rPr>
-              <w:t>7</w:t>
+              <w:t>6</w:t>
             </w:r>
           </w:p>
         </w:tc>
@@ -786,7 +786,7 @@
               <w:rPr>
                 <w:sz w:val="18"/>
               </w:rPr>
-              <w:t>7</w:t>
+              <w:t>6</w:t>
             </w:r>
           </w:p>
         </w:tc>
@@ -867,7 +867,7 @@
               <w:rPr>
                 <w:sz w:val="18"/>
               </w:rPr>
-              <w:t>4</w:t>
+              <w:t>3</w:t>
             </w:r>
           </w:p>
         </w:tc>
@@ -886,7 +886,7 @@
               <w:rPr>
                 <w:sz w:val="18"/>
               </w:rPr>
-              <w:t>2</w:t>
+              <w:t>0</w:t>
             </w:r>
           </w:p>
         </w:tc>
@@ -905,7 +905,7 @@
               <w:rPr>
                 <w:sz w:val="18"/>
               </w:rPr>
-              <w:t>2 pendientes</w:t>
+              <w:t>3 pendientes</w:t>
             </w:r>
           </w:p>
         </w:tc>
@@ -1063,7 +1063,7 @@
                 <w:b/>
                 <w:sz w:val="18"/>
               </w:rPr>
-              <w:t>22</w:t>
+              <w:t>20</w:t>
             </w:r>
           </w:p>
         </w:tc>
@@ -1082,7 +1082,7 @@
                 <w:b/>
                 <w:sz w:val="18"/>
               </w:rPr>
-              <w:t>19</w:t>
+              <w:t>16</w:t>
             </w:r>
           </w:p>
         </w:tc>
@@ -1101,7 +1101,7 @@
                 <w:b/>
                 <w:sz w:val="18"/>
               </w:rPr>
-              <w:t>3</w:t>
+              <w:t>4</w:t>
             </w:r>
           </w:p>
         </w:tc>
@@ -1975,7 +1975,7 @@
               <w:rPr>
                 <w:sz w:val="16"/>
               </w:rPr>
-              <w:t xml:space="preserve"> (335)</w:t>
+              <w:t xml:space="preserve"> (257)</w:t>
             </w:r>
           </w:p>
         </w:tc>
@@ -3523,7 +3523,7 @@
               <w:rPr>
                 <w:sz w:val="16"/>
               </w:rPr>
-              <w:t xml:space="preserve"> quiero búsqueda de empresas reales (Google Places, opcional), para prospectar con datos reales</w:t>
+              <w:t xml:space="preserve"> quiero búsqueda de empresas reales (Google Places), para prospectar con datos reales</w:t>
             </w:r>
           </w:p>
         </w:tc>
@@ -3549,7 +3549,7 @@
           <w:tcPr>
             <w:tcW w:type="dxa" w:w="1049"/>
             <w:vAlign w:val="top"/>
-            <w:shd w:val="clear" w:color="auto" w:fill="DCFCE7"/>
+            <w:shd w:val="clear" w:color="auto" w:fill="FEF3C7"/>
           </w:tcPr>
           <w:p>
             <w:pPr>
@@ -3559,10 +3559,10 @@
             <w:r>
               <w:rPr>
                 <w:b/>
-                <w:color w:val="166534"/>
+                <w:color w:val="92400E"/>
                 <w:sz w:val="16"/>
               </w:rPr>
-              <w:t>Hecho</w:t>
+              <w:t>Pendiente</w:t>
             </w:r>
           </w:p>
         </w:tc>
@@ -3579,336 +3579,7 @@
               <w:rPr>
                 <w:sz w:val="16"/>
               </w:rPr>
-              <w:t xml:space="preserve">Clave opcional y límite mensual por CRM; sin clave el modelo propone sin datos de contacto; </w:t>
-            </w:r>
-            <w:r>
-              <w:rPr>
-                <w:rFonts w:ascii="Consolas" w:hAnsi="Consolas" w:eastAsia="Consolas"/>
-                <w:color w:val="9D174D"/>
-                <w:sz w:val="15"/>
-              </w:rPr>
-              <w:t>docs/ASISTENTE_IA.md</w:t>
-            </w:r>
-            <w:r>
-              <w:rPr>
-                <w:sz w:val="16"/>
-              </w:rPr>
-              <w:t xml:space="preserve">; </w:t>
-            </w:r>
-            <w:r>
-              <w:rPr>
-                <w:rFonts w:ascii="Consolas" w:hAnsi="Consolas" w:eastAsia="Consolas"/>
-                <w:color w:val="9D174D"/>
-                <w:sz w:val="15"/>
-              </w:rPr>
-              <w:t>test:ai</w:t>
-            </w:r>
-            <w:r>
-              <w:rPr>
-                <w:sz w:val="16"/>
-              </w:rPr>
-              <w:t xml:space="preserve">, </w:t>
-            </w:r>
-            <w:r>
-              <w:rPr>
-                <w:rFonts w:ascii="Consolas" w:hAnsi="Consolas" w:eastAsia="Consolas"/>
-                <w:color w:val="9D174D"/>
-                <w:sz w:val="15"/>
-              </w:rPr>
-              <w:t>test:db</w:t>
-            </w:r>
-          </w:p>
-        </w:tc>
-      </w:tr>
-      <w:tr>
-        <w:trPr>
-          <w:cantSplit/>
-        </w:trPr>
-        <w:tc>
-          <w:tcPr>
-            <w:tcW w:type="dxa" w:w="737"/>
-            <w:vAlign w:val="top"/>
-            <w:shd w:val="clear" w:color="auto" w:fill="F8FAFC"/>
-          </w:tcPr>
-          <w:p>
-            <w:pPr>
-              <w:spacing w:after="0"/>
-              <w:jc w:val="center"/>
-            </w:pPr>
-            <w:r>
-              <w:rPr>
-                <w:sz w:val="16"/>
-              </w:rPr>
-              <w:t>HU-21</w:t>
-            </w:r>
-          </w:p>
-        </w:tc>
-        <w:tc>
-          <w:tcPr>
-            <w:tcW w:type="dxa" w:w="1304"/>
-            <w:vAlign w:val="top"/>
-            <w:shd w:val="clear" w:color="auto" w:fill="F8FAFC"/>
-          </w:tcPr>
-          <w:p>
-            <w:pPr>
-              <w:spacing w:after="0"/>
-            </w:pPr>
-            <w:r>
-              <w:rPr>
-                <w:sz w:val="16"/>
-              </w:rPr>
-              <w:t>Comercial y legal</w:t>
-            </w:r>
-          </w:p>
-        </w:tc>
-        <w:tc>
-          <w:tcPr>
-            <w:tcW w:type="dxa" w:w="3458"/>
-            <w:vAlign w:val="top"/>
-            <w:shd w:val="clear" w:color="auto" w:fill="F8FAFC"/>
-          </w:tcPr>
-          <w:p>
-            <w:pPr>
-              <w:spacing w:after="0"/>
-            </w:pPr>
-            <w:r>
-              <w:rPr>
-                <w:sz w:val="16"/>
-              </w:rPr>
-              <w:t xml:space="preserve">Como </w:t>
-            </w:r>
-            <w:r>
-              <w:rPr>
-                <w:b/>
-                <w:sz w:val="16"/>
-              </w:rPr>
-              <w:t>administrador</w:t>
-            </w:r>
-            <w:r>
-              <w:rPr>
-                <w:sz w:val="16"/>
-              </w:rPr>
-              <w:t xml:space="preserve"> quiero fijar hasta cuándo es el plan de cada CRM y que se suspenda solo pasada la gracia, para cobrar sin perseguir a nadie</w:t>
-            </w:r>
-          </w:p>
-        </w:tc>
-        <w:tc>
-          <w:tcPr>
-            <w:tcW w:type="dxa" w:w="539"/>
-            <w:vAlign w:val="top"/>
-            <w:shd w:val="clear" w:color="auto" w:fill="F8FAFC"/>
-          </w:tcPr>
-          <w:p>
-            <w:pPr>
-              <w:spacing w:after="0"/>
-              <w:jc w:val="center"/>
-            </w:pPr>
-            <w:r>
-              <w:rPr>
-                <w:sz w:val="16"/>
-              </w:rPr>
-              <w:t>P2</w:t>
-            </w:r>
-          </w:p>
-        </w:tc>
-        <w:tc>
-          <w:tcPr>
-            <w:tcW w:type="dxa" w:w="1049"/>
-            <w:vAlign w:val="top"/>
-            <w:shd w:val="clear" w:color="auto" w:fill="DCFCE7"/>
-          </w:tcPr>
-          <w:p>
-            <w:pPr>
-              <w:spacing w:after="0"/>
-              <w:jc w:val="center"/>
-            </w:pPr>
-            <w:r>
-              <w:rPr>
-                <w:b/>
-                <w:color w:val="166534"/>
-                <w:sz w:val="16"/>
-              </w:rPr>
-              <w:t>Hecho</w:t>
-            </w:r>
-          </w:p>
-        </w:tc>
-        <w:tc>
-          <w:tcPr>
-            <w:tcW w:type="dxa" w:w="2886"/>
-            <w:vAlign w:val="top"/>
-            <w:shd w:val="clear" w:color="auto" w:fill="F8FAFC"/>
-          </w:tcPr>
-          <w:p>
-            <w:pPr>
-              <w:spacing w:after="0"/>
-            </w:pPr>
-            <w:r>
-              <w:rPr>
-                <w:sz w:val="16"/>
-              </w:rPr>
-              <w:t xml:space="preserve">Migración 0033; aviso al gerente; </w:t>
-            </w:r>
-            <w:r>
-              <w:rPr>
-                <w:rFonts w:ascii="Consolas" w:hAnsi="Consolas" w:eastAsia="Consolas"/>
-                <w:color w:val="9D174D"/>
-                <w:sz w:val="15"/>
-              </w:rPr>
-              <w:t>test:plan</w:t>
-            </w:r>
-            <w:r>
-              <w:rPr>
-                <w:sz w:val="16"/>
-              </w:rPr>
-              <w:t xml:space="preserve">, </w:t>
-            </w:r>
-            <w:r>
-              <w:rPr>
-                <w:rFonts w:ascii="Consolas" w:hAnsi="Consolas" w:eastAsia="Consolas"/>
-                <w:color w:val="9D174D"/>
-                <w:sz w:val="15"/>
-              </w:rPr>
-              <w:t>test:db</w:t>
-            </w:r>
-            <w:r>
-              <w:rPr>
-                <w:sz w:val="16"/>
-              </w:rPr>
-              <w:t xml:space="preserve">; </w:t>
-            </w:r>
-            <w:r>
-              <w:rPr>
-                <w:rFonts w:ascii="Consolas" w:hAnsi="Consolas" w:eastAsia="Consolas"/>
-                <w:color w:val="9D174D"/>
-                <w:sz w:val="15"/>
-              </w:rPr>
-              <w:t>docs/PAGOS.md</w:t>
-            </w:r>
-          </w:p>
-        </w:tc>
-      </w:tr>
-      <w:tr>
-        <w:trPr>
-          <w:cantSplit/>
-        </w:trPr>
-        <w:tc>
-          <w:tcPr>
-            <w:tcW w:type="dxa" w:w="737"/>
-            <w:vAlign w:val="top"/>
-          </w:tcPr>
-          <w:p>
-            <w:pPr>
-              <w:spacing w:after="0"/>
-              <w:jc w:val="center"/>
-            </w:pPr>
-            <w:r>
-              <w:rPr>
-                <w:sz w:val="16"/>
-              </w:rPr>
-              <w:t>HU-22</w:t>
-            </w:r>
-          </w:p>
-        </w:tc>
-        <w:tc>
-          <w:tcPr>
-            <w:tcW w:type="dxa" w:w="1304"/>
-            <w:vAlign w:val="top"/>
-          </w:tcPr>
-          <w:p>
-            <w:pPr>
-              <w:spacing w:after="0"/>
-            </w:pPr>
-            <w:r>
-              <w:rPr>
-                <w:sz w:val="16"/>
-              </w:rPr>
-              <w:t>Comercial y legal</w:t>
-            </w:r>
-          </w:p>
-        </w:tc>
-        <w:tc>
-          <w:tcPr>
-            <w:tcW w:type="dxa" w:w="3458"/>
-            <w:vAlign w:val="top"/>
-          </w:tcPr>
-          <w:p>
-            <w:pPr>
-              <w:spacing w:after="0"/>
-            </w:pPr>
-            <w:r>
-              <w:rPr>
-                <w:sz w:val="16"/>
-              </w:rPr>
-              <w:t xml:space="preserve">Como </w:t>
-            </w:r>
-            <w:r>
-              <w:rPr>
-                <w:b/>
-                <w:sz w:val="16"/>
-              </w:rPr>
-              <w:t>visitante</w:t>
-            </w:r>
-            <w:r>
-              <w:rPr>
-                <w:sz w:val="16"/>
-              </w:rPr>
-              <w:t xml:space="preserve"> quiero entender qué hace Revela y cuánto cuesta antes de probarla, para decidir si me sirve</w:t>
-            </w:r>
-          </w:p>
-        </w:tc>
-        <w:tc>
-          <w:tcPr>
-            <w:tcW w:type="dxa" w:w="539"/>
-            <w:vAlign w:val="top"/>
-          </w:tcPr>
-          <w:p>
-            <w:pPr>
-              <w:spacing w:after="0"/>
-              <w:jc w:val="center"/>
-            </w:pPr>
-            <w:r>
-              <w:rPr>
-                <w:sz w:val="16"/>
-              </w:rPr>
-              <w:t>P3</w:t>
-            </w:r>
-          </w:p>
-        </w:tc>
-        <w:tc>
-          <w:tcPr>
-            <w:tcW w:type="dxa" w:w="1049"/>
-            <w:vAlign w:val="top"/>
-            <w:shd w:val="clear" w:color="auto" w:fill="DCFCE7"/>
-          </w:tcPr>
-          <w:p>
-            <w:pPr>
-              <w:spacing w:after="0"/>
-              <w:jc w:val="center"/>
-            </w:pPr>
-            <w:r>
-              <w:rPr>
-                <w:b/>
-                <w:color w:val="166534"/>
-                <w:sz w:val="16"/>
-              </w:rPr>
-              <w:t>Hecho</w:t>
-            </w:r>
-          </w:p>
-        </w:tc>
-        <w:tc>
-          <w:tcPr>
-            <w:tcW w:type="dxa" w:w="2886"/>
-            <w:vAlign w:val="top"/>
-          </w:tcPr>
-          <w:p>
-            <w:pPr>
-              <w:spacing w:after="0"/>
-            </w:pPr>
-            <w:r>
-              <w:rPr>
-                <w:sz w:val="16"/>
-              </w:rPr>
-              <w:t>Landing: revela-landing-iota.vercel.app</w:t>
+              <w:t>Hoy devuelve datos de demostración hasta cargar la clave</w:t>
             </w:r>
           </w:p>
         </w:tc>
@@ -4508,90 +4179,6 @@
           </w:tcPr>
           <w:p>
             <w:pPr>
-              <w:keepNext/>
-              <w:spacing w:after="0"/>
-            </w:pPr>
-            <w:r>
-              <w:rPr>
-                <w:sz w:val="18"/>
-              </w:rPr>
-              <w:t>Se decide cobrar por meses, con usuarios incluidos por plan</w:t>
-            </w:r>
-          </w:p>
-        </w:tc>
-        <w:tc>
-          <w:tcPr>
-            <w:tcW w:type="dxa" w:w="6231"/>
-            <w:vAlign w:val="top"/>
-          </w:tcPr>
-          <w:p>
-            <w:pPr>
-              <w:keepNext/>
-              <w:spacing w:after="0"/>
-            </w:pPr>
-            <w:r>
-              <w:rPr>
-                <w:sz w:val="18"/>
-              </w:rPr>
-              <w:t>El plan pasa a tener fecha de término, aviso y suspensión automática (HU-21) y se crea la landing con precios (HU-22)</w:t>
-            </w:r>
-          </w:p>
-        </w:tc>
-      </w:tr>
-      <w:tr>
-        <w:trPr>
-          <w:cantSplit/>
-        </w:trPr>
-        <w:tc>
-          <w:tcPr>
-            <w:tcW w:type="dxa" w:w="3742"/>
-            <w:vAlign w:val="top"/>
-            <w:shd w:val="clear" w:color="auto" w:fill="F8FAFC"/>
-          </w:tcPr>
-          <w:p>
-            <w:pPr>
-              <w:keepNext/>
-              <w:spacing w:after="0"/>
-            </w:pPr>
-            <w:r>
-              <w:rPr>
-                <w:sz w:val="18"/>
-              </w:rPr>
-              <w:t>Cada cliente debe pagar su propia búsqueda de empresas</w:t>
-            </w:r>
-          </w:p>
-        </w:tc>
-        <w:tc>
-          <w:tcPr>
-            <w:tcW w:type="dxa" w:w="6231"/>
-            <w:vAlign w:val="top"/>
-            <w:shd w:val="clear" w:color="auto" w:fill="F8FAFC"/>
-          </w:tcPr>
-          <w:p>
-            <w:pPr>
-              <w:keepNext/>
-              <w:spacing w:after="0"/>
-            </w:pPr>
-            <w:r>
-              <w:rPr>
-                <w:sz w:val="18"/>
-              </w:rPr>
-              <w:t>Google Places pasa a usarse con la clave de cada empresa y un límite mensual que fija la gerencia; el cliente piloto pidió que la clave fuera opcional y sin ella el modelo propone sin datos de contacto (HU-17)</w:t>
-            </w:r>
-          </w:p>
-        </w:tc>
-      </w:tr>
-      <w:tr>
-        <w:trPr>
-          <w:cantSplit/>
-        </w:trPr>
-        <w:tc>
-          <w:tcPr>
-            <w:tcW w:type="dxa" w:w="3742"/>
-            <w:vAlign w:val="top"/>
-          </w:tcPr>
-          <w:p>
-            <w:pPr>
               <w:spacing w:after="0"/>
             </w:pPr>
             <w:r>
